--- a/Matriz de Costos y Ahorro Estimado - Florencia Pazos.docx
+++ b/Matriz de Costos y Ahorro Estimado - Florencia Pazos.docx
@@ -16,7 +16,6 @@
           <w:lang w:eastAsia="es-ES"/>
         </w:rPr>
       </w:pPr>
-      <w:bookmarkStart w:id="0" w:name="_GoBack"/>
       <w:r>
         <w:rPr>
           <w:rFonts w:ascii="Times New Roman" w:eastAsia="Times New Roman" w:hAnsi="Times New Roman" w:cs="Times New Roman"/>
@@ -30,7 +29,6 @@
         <w:t>Matriz de Costos y Ahorro Estimado</w:t>
       </w:r>
     </w:p>
-    <w:bookmarkEnd w:id="0"/>
     <w:p>
       <w:pPr>
         <w:spacing w:before="100" w:beforeAutospacing="1" w:after="100" w:afterAutospacing="1" w:line="240" w:lineRule="auto"/>
@@ -72,21 +70,10 @@
           <w:szCs w:val="24"/>
           <w:lang w:eastAsia="es-ES"/>
         </w:rPr>
-        <w:t xml:space="preserve">Javier </w:t>
-      </w:r>
-      <w:proofErr w:type="spellStart"/>
-      <w:r>
-        <w:rPr>
-          <w:rFonts w:ascii="Times New Roman" w:eastAsia="Times New Roman" w:hAnsi="Times New Roman" w:cs="Times New Roman"/>
-          <w:i/>
-          <w:iCs/>
-          <w:sz w:val="24"/>
-          <w:szCs w:val="24"/>
-          <w:lang w:eastAsia="es-ES"/>
-        </w:rPr>
-        <w:t>Sibar</w:t>
-      </w:r>
-      <w:proofErr w:type="spellEnd"/>
+        <w:t>Florencia Pazos</w:t>
+      </w:r>
+      <w:bookmarkStart w:id="0" w:name="_GoBack"/>
+      <w:bookmarkEnd w:id="0"/>
     </w:p>
     <w:p>
       <w:pPr>
